--- a/Fase 2/Documentacion Scrum/Daily Meeting/3_Daily meeting 02-10-2026.docx
+++ b/Fase 2/Documentacion Scrum/Daily Meeting/3_Daily meeting 02-10-2026.docx
@@ -1,6 +1,6 @@
 
 <file path=word/document.xml><?xml version="1.0" encoding="utf-8"?>
-<w:document xmlns:wpc="http://schemas.microsoft.com/office/word/2010/wordprocessingCanvas" xmlns:cx="http://schemas.microsoft.com/office/drawing/2014/chartex" xmlns:cx1="http://schemas.microsoft.com/office/drawing/2015/9/8/chartex" xmlns:cx2="http://schemas.microsoft.com/office/drawing/2015/10/21/chartex" xmlns:cx3="http://schemas.microsoft.com/office/drawing/2016/5/9/chartex" xmlns:cx4="http://schemas.microsoft.com/office/drawing/2016/5/10/chartex" xmlns:cx5="http://schemas.microsoft.com/office/drawing/2016/5/11/chartex" xmlns:cx6="http://schemas.microsoft.com/office/drawing/2016/5/12/chartex" xmlns:cx7="http://schemas.microsoft.com/office/drawing/2016/5/13/chartex" xmlns:cx8="http://schemas.microsoft.com/office/drawing/2016/5/14/chartex" xmlns:mc="http://schemas.openxmlformats.org/markup-compatibility/2006" xmlns:aink="http://schemas.microsoft.com/office/drawing/2016/ink" xmlns:am3d="http://schemas.microsoft.com/office/drawing/2017/model3d" xmlns:o="urn:schemas-microsoft-com:office:office" xmlns:r="http://schemas.openxmlformats.org/officeDocument/2006/relationships" xmlns:m="http://schemas.openxmlformats.org/officeDocument/2006/math" xmlns:v="urn:schemas-microsoft-com:vml" xmlns:wp14="http://schemas.microsoft.com/office/word/2010/wordprocessingDrawing" xmlns:wp="http://schemas.openxmlformats.org/drawingml/2006/wordprocessingDrawing" xmlns:w10="urn:schemas-microsoft-com:office:word" xmlns:w="http://schemas.openxmlformats.org/wordprocessingml/2006/main" xmlns:w14="http://schemas.microsoft.com/office/word/2010/wordml" xmlns:w15="http://schemas.microsoft.com/office/word/2012/wordml" xmlns:w16cex="http://schemas.microsoft.com/office/word/2018/wordml/cex" xmlns:w16cid="http://schemas.microsoft.com/office/word/2016/wordml/cid" xmlns:w16="http://schemas.microsoft.com/office/word/2018/wordml" xmlns:w16sdtdh="http://schemas.microsoft.com/office/word/2020/wordml/sdtdatahash" xmlns:w16se="http://schemas.microsoft.com/office/word/2015/wordml/symex" xmlns:wpg="http://schemas.microsoft.com/office/word/2010/wordprocessingGroup" xmlns:wpi="http://schemas.microsoft.com/office/word/2010/wordprocessingInk" xmlns:wne="http://schemas.microsoft.com/office/word/2006/wordml" xmlns:wps="http://schemas.microsoft.com/office/word/2010/wordprocessingShape" mc:Ignorable="w14 w15 w16se w16cid w16 w16cex w16sdtdh wp14">
+<w:document xmlns:wpc="http://schemas.microsoft.com/office/word/2010/wordprocessingCanvas" xmlns:cx="http://schemas.microsoft.com/office/drawing/2014/chartex" xmlns:cx1="http://schemas.microsoft.com/office/drawing/2015/9/8/chartex" xmlns:cx2="http://schemas.microsoft.com/office/drawing/2015/10/21/chartex" xmlns:cx3="http://schemas.microsoft.com/office/drawing/2016/5/9/chartex" xmlns:cx4="http://schemas.microsoft.com/office/drawing/2016/5/10/chartex" xmlns:cx5="http://schemas.microsoft.com/office/drawing/2016/5/11/chartex" xmlns:cx6="http://schemas.microsoft.com/office/drawing/2016/5/12/chartex" xmlns:cx7="http://schemas.microsoft.com/office/drawing/2016/5/13/chartex" xmlns:cx8="http://schemas.microsoft.com/office/drawing/2016/5/14/chartex" xmlns:mc="http://schemas.openxmlformats.org/markup-compatibility/2006" xmlns:aink="http://schemas.microsoft.com/office/drawing/2016/ink" xmlns:am3d="http://schemas.microsoft.com/office/drawing/2017/model3d" xmlns:o="urn:schemas-microsoft-com:office:office" xmlns:oel="http://schemas.microsoft.com/office/2019/extlst" xmlns:r="http://schemas.openxmlformats.org/officeDocument/2006/relationships" xmlns:m="http://schemas.openxmlformats.org/officeDocument/2006/math" xmlns:v="urn:schemas-microsoft-com:vml" xmlns:wp14="http://schemas.microsoft.com/office/word/2010/wordprocessingDrawing" xmlns:wp="http://schemas.openxmlformats.org/drawingml/2006/wordprocessingDrawing" xmlns:w10="urn:schemas-microsoft-com:office:word" xmlns:w="http://schemas.openxmlformats.org/wordprocessingml/2006/main" xmlns:w14="http://schemas.microsoft.com/office/word/2010/wordml" xmlns:w15="http://schemas.microsoft.com/office/word/2012/wordml" xmlns:w16cex="http://schemas.microsoft.com/office/word/2018/wordml/cex" xmlns:w16cid="http://schemas.microsoft.com/office/word/2016/wordml/cid" xmlns:w16="http://schemas.microsoft.com/office/word/2018/wordml" xmlns:w16du="http://schemas.microsoft.com/office/word/2023/wordml/word16du" xmlns:w16sdtdh="http://schemas.microsoft.com/office/word/2020/wordml/sdtdatahash" xmlns:w16sdtfl="http://schemas.microsoft.com/office/word/2024/wordml/sdtformatlock" xmlns:w16se="http://schemas.microsoft.com/office/word/2015/wordml/symex" xmlns:wpg="http://schemas.microsoft.com/office/word/2010/wordprocessingGroup" xmlns:wpi="http://schemas.microsoft.com/office/word/2010/wordprocessingInk" xmlns:wne="http://schemas.microsoft.com/office/word/2006/wordml" xmlns:wps="http://schemas.microsoft.com/office/word/2010/wordprocessingShape" mc:Ignorable="w14 w15 w16se w16cid w16 w16cex w16sdtdh w16sdtfl w16du wp14">
   <w:body>
     <w:p>
       <w:pPr>
@@ -54,8 +54,13 @@
               </w:rPr>
             </w:pPr>
             <w:r>
-              <w:t>Daily meeting</w:t>
+              <w:t xml:space="preserve">Daily </w:t>
             </w:r>
+            <w:proofErr w:type="gramStart"/>
+            <w:r>
+              <w:t>meeting</w:t>
+            </w:r>
+            <w:proofErr w:type="gramEnd"/>
           </w:p>
         </w:tc>
       </w:tr>
@@ -382,6 +387,47 @@
         </w:pBdr>
         <w:spacing w:after="200"/>
       </w:pPr>
+      <w:r>
+        <w:t>Revisión actividades de sprint en curso</w:t>
+      </w:r>
+    </w:p>
+    <w:p>
+      <w:pPr>
+        <w:numPr>
+          <w:ilvl w:val="0"/>
+          <w:numId w:val="1"/>
+        </w:numPr>
+        <w:pBdr>
+          <w:top w:val="nil"/>
+          <w:left w:val="nil"/>
+          <w:bottom w:val="nil"/>
+          <w:right w:val="nil"/>
+          <w:between w:val="nil"/>
+        </w:pBdr>
+        <w:spacing w:after="200"/>
+      </w:pPr>
+      <w:r>
+        <w:t>Actualización de estados de HDU</w:t>
+      </w:r>
+    </w:p>
+    <w:p>
+      <w:pPr>
+        <w:numPr>
+          <w:ilvl w:val="0"/>
+          <w:numId w:val="1"/>
+        </w:numPr>
+        <w:pBdr>
+          <w:top w:val="nil"/>
+          <w:left w:val="nil"/>
+          <w:bottom w:val="nil"/>
+          <w:right w:val="nil"/>
+          <w:between w:val="nil"/>
+        </w:pBdr>
+        <w:spacing w:after="200"/>
+      </w:pPr>
+      <w:r>
+        <w:t>Impedimentos detectados</w:t>
+      </w:r>
     </w:p>
     <w:tbl>
       <w:tblPr>
@@ -816,7 +862,7 @@
 </file>
 
 <file path=word/endnotes.xml><?xml version="1.0" encoding="utf-8"?>
-<w:endnotes xmlns:wpc="http://schemas.microsoft.com/office/word/2010/wordprocessingCanvas" xmlns:cx="http://schemas.microsoft.com/office/drawing/2014/chartex" xmlns:cx1="http://schemas.microsoft.com/office/drawing/2015/9/8/chartex" xmlns:cx2="http://schemas.microsoft.com/office/drawing/2015/10/21/chartex" xmlns:cx3="http://schemas.microsoft.com/office/drawing/2016/5/9/chartex" xmlns:cx4="http://schemas.microsoft.com/office/drawing/2016/5/10/chartex" xmlns:cx5="http://schemas.microsoft.com/office/drawing/2016/5/11/chartex" xmlns:cx6="http://schemas.microsoft.com/office/drawing/2016/5/12/chartex" xmlns:cx7="http://schemas.microsoft.com/office/drawing/2016/5/13/chartex" xmlns:cx8="http://schemas.microsoft.com/office/drawing/2016/5/14/chartex" xmlns:mc="http://schemas.openxmlformats.org/markup-compatibility/2006" xmlns:aink="http://schemas.microsoft.com/office/drawing/2016/ink" xmlns:am3d="http://schemas.microsoft.com/office/drawing/2017/model3d" xmlns:o="urn:schemas-microsoft-com:office:office" xmlns:r="http://schemas.openxmlformats.org/officeDocument/2006/relationships" xmlns:m="http://schemas.openxmlformats.org/officeDocument/2006/math" xmlns:v="urn:schemas-microsoft-com:vml" xmlns:wp14="http://schemas.microsoft.com/office/word/2010/wordprocessingDrawing" xmlns:wp="http://schemas.openxmlformats.org/drawingml/2006/wordprocessingDrawing" xmlns:w10="urn:schemas-microsoft-com:office:word" xmlns:w="http://schemas.openxmlformats.org/wordprocessingml/2006/main" xmlns:w14="http://schemas.microsoft.com/office/word/2010/wordml" xmlns:w15="http://schemas.microsoft.com/office/word/2012/wordml" xmlns:w16cex="http://schemas.microsoft.com/office/word/2018/wordml/cex" xmlns:w16cid="http://schemas.microsoft.com/office/word/2016/wordml/cid" xmlns:w16="http://schemas.microsoft.com/office/word/2018/wordml" xmlns:w16sdtdh="http://schemas.microsoft.com/office/word/2020/wordml/sdtdatahash" xmlns:w16se="http://schemas.microsoft.com/office/word/2015/wordml/symex" xmlns:wpg="http://schemas.microsoft.com/office/word/2010/wordprocessingGroup" xmlns:wpi="http://schemas.microsoft.com/office/word/2010/wordprocessingInk" xmlns:wne="http://schemas.microsoft.com/office/word/2006/wordml" xmlns:wps="http://schemas.microsoft.com/office/word/2010/wordprocessingShape" mc:Ignorable="w14 w15 w16se w16cid w16 w16cex w16sdtdh wp14">
+<w:endnotes xmlns:wpc="http://schemas.microsoft.com/office/word/2010/wordprocessingCanvas" xmlns:cx="http://schemas.microsoft.com/office/drawing/2014/chartex" xmlns:cx1="http://schemas.microsoft.com/office/drawing/2015/9/8/chartex" xmlns:cx2="http://schemas.microsoft.com/office/drawing/2015/10/21/chartex" xmlns:cx3="http://schemas.microsoft.com/office/drawing/2016/5/9/chartex" xmlns:cx4="http://schemas.microsoft.com/office/drawing/2016/5/10/chartex" xmlns:cx5="http://schemas.microsoft.com/office/drawing/2016/5/11/chartex" xmlns:cx6="http://schemas.microsoft.com/office/drawing/2016/5/12/chartex" xmlns:cx7="http://schemas.microsoft.com/office/drawing/2016/5/13/chartex" xmlns:cx8="http://schemas.microsoft.com/office/drawing/2016/5/14/chartex" xmlns:mc="http://schemas.openxmlformats.org/markup-compatibility/2006" xmlns:aink="http://schemas.microsoft.com/office/drawing/2016/ink" xmlns:am3d="http://schemas.microsoft.com/office/drawing/2017/model3d" xmlns:o="urn:schemas-microsoft-com:office:office" xmlns:oel="http://schemas.microsoft.com/office/2019/extlst" xmlns:r="http://schemas.openxmlformats.org/officeDocument/2006/relationships" xmlns:m="http://schemas.openxmlformats.org/officeDocument/2006/math" xmlns:v="urn:schemas-microsoft-com:vml" xmlns:wp14="http://schemas.microsoft.com/office/word/2010/wordprocessingDrawing" xmlns:wp="http://schemas.openxmlformats.org/drawingml/2006/wordprocessingDrawing" xmlns:w10="urn:schemas-microsoft-com:office:word" xmlns:w="http://schemas.openxmlformats.org/wordprocessingml/2006/main" xmlns:w14="http://schemas.microsoft.com/office/word/2010/wordml" xmlns:w15="http://schemas.microsoft.com/office/word/2012/wordml" xmlns:w16cex="http://schemas.microsoft.com/office/word/2018/wordml/cex" xmlns:w16cid="http://schemas.microsoft.com/office/word/2016/wordml/cid" xmlns:w16="http://schemas.microsoft.com/office/word/2018/wordml" xmlns:w16du="http://schemas.microsoft.com/office/word/2023/wordml/word16du" xmlns:w16sdtdh="http://schemas.microsoft.com/office/word/2020/wordml/sdtdatahash" xmlns:w16sdtfl="http://schemas.microsoft.com/office/word/2024/wordml/sdtformatlock" xmlns:w16se="http://schemas.microsoft.com/office/word/2015/wordml/symex" xmlns:wpg="http://schemas.microsoft.com/office/word/2010/wordprocessingGroup" xmlns:wpi="http://schemas.microsoft.com/office/word/2010/wordprocessingInk" xmlns:wne="http://schemas.microsoft.com/office/word/2006/wordml" xmlns:wps="http://schemas.microsoft.com/office/word/2010/wordprocessingShape" mc:Ignorable="w14 w15 w16se w16cid w16 w16cex w16sdtdh w16sdtfl w16du wp14">
   <w:endnote w:type="separator" w:id="-1">
     <w:p>
       <w:pPr>
@@ -841,7 +887,7 @@
 </file>
 
 <file path=word/footnotes.xml><?xml version="1.0" encoding="utf-8"?>
-<w:footnotes xmlns:wpc="http://schemas.microsoft.com/office/word/2010/wordprocessingCanvas" xmlns:cx="http://schemas.microsoft.com/office/drawing/2014/chartex" xmlns:cx1="http://schemas.microsoft.com/office/drawing/2015/9/8/chartex" xmlns:cx2="http://schemas.microsoft.com/office/drawing/2015/10/21/chartex" xmlns:cx3="http://schemas.microsoft.com/office/drawing/2016/5/9/chartex" xmlns:cx4="http://schemas.microsoft.com/office/drawing/2016/5/10/chartex" xmlns:cx5="http://schemas.microsoft.com/office/drawing/2016/5/11/chartex" xmlns:cx6="http://schemas.microsoft.com/office/drawing/2016/5/12/chartex" xmlns:cx7="http://schemas.microsoft.com/office/drawing/2016/5/13/chartex" xmlns:cx8="http://schemas.microsoft.com/office/drawing/2016/5/14/chartex" xmlns:mc="http://schemas.openxmlformats.org/markup-compatibility/2006" xmlns:aink="http://schemas.microsoft.com/office/drawing/2016/ink" xmlns:am3d="http://schemas.microsoft.com/office/drawing/2017/model3d" xmlns:o="urn:schemas-microsoft-com:office:office" xmlns:r="http://schemas.openxmlformats.org/officeDocument/2006/relationships" xmlns:m="http://schemas.openxmlformats.org/officeDocument/2006/math" xmlns:v="urn:schemas-microsoft-com:vml" xmlns:wp14="http://schemas.microsoft.com/office/word/2010/wordprocessingDrawing" xmlns:wp="http://schemas.openxmlformats.org/drawingml/2006/wordprocessingDrawing" xmlns:w10="urn:schemas-microsoft-com:office:word" xmlns:w="http://schemas.openxmlformats.org/wordprocessingml/2006/main" xmlns:w14="http://schemas.microsoft.com/office/word/2010/wordml" xmlns:w15="http://schemas.microsoft.com/office/word/2012/wordml" xmlns:w16cex="http://schemas.microsoft.com/office/word/2018/wordml/cex" xmlns:w16cid="http://schemas.microsoft.com/office/word/2016/wordml/cid" xmlns:w16="http://schemas.microsoft.com/office/word/2018/wordml" xmlns:w16sdtdh="http://schemas.microsoft.com/office/word/2020/wordml/sdtdatahash" xmlns:w16se="http://schemas.microsoft.com/office/word/2015/wordml/symex" xmlns:wpg="http://schemas.microsoft.com/office/word/2010/wordprocessingGroup" xmlns:wpi="http://schemas.microsoft.com/office/word/2010/wordprocessingInk" xmlns:wne="http://schemas.microsoft.com/office/word/2006/wordml" xmlns:wps="http://schemas.microsoft.com/office/word/2010/wordprocessingShape" mc:Ignorable="w14 w15 w16se w16cid w16 w16cex w16sdtdh wp14">
+<w:footnotes xmlns:wpc="http://schemas.microsoft.com/office/word/2010/wordprocessingCanvas" xmlns:cx="http://schemas.microsoft.com/office/drawing/2014/chartex" xmlns:cx1="http://schemas.microsoft.com/office/drawing/2015/9/8/chartex" xmlns:cx2="http://schemas.microsoft.com/office/drawing/2015/10/21/chartex" xmlns:cx3="http://schemas.microsoft.com/office/drawing/2016/5/9/chartex" xmlns:cx4="http://schemas.microsoft.com/office/drawing/2016/5/10/chartex" xmlns:cx5="http://schemas.microsoft.com/office/drawing/2016/5/11/chartex" xmlns:cx6="http://schemas.microsoft.com/office/drawing/2016/5/12/chartex" xmlns:cx7="http://schemas.microsoft.com/office/drawing/2016/5/13/chartex" xmlns:cx8="http://schemas.microsoft.com/office/drawing/2016/5/14/chartex" xmlns:mc="http://schemas.openxmlformats.org/markup-compatibility/2006" xmlns:aink="http://schemas.microsoft.com/office/drawing/2016/ink" xmlns:am3d="http://schemas.microsoft.com/office/drawing/2017/model3d" xmlns:o="urn:schemas-microsoft-com:office:office" xmlns:oel="http://schemas.microsoft.com/office/2019/extlst" xmlns:r="http://schemas.openxmlformats.org/officeDocument/2006/relationships" xmlns:m="http://schemas.openxmlformats.org/officeDocument/2006/math" xmlns:v="urn:schemas-microsoft-com:vml" xmlns:wp14="http://schemas.microsoft.com/office/word/2010/wordprocessingDrawing" xmlns:wp="http://schemas.openxmlformats.org/drawingml/2006/wordprocessingDrawing" xmlns:w10="urn:schemas-microsoft-com:office:word" xmlns:w="http://schemas.openxmlformats.org/wordprocessingml/2006/main" xmlns:w14="http://schemas.microsoft.com/office/word/2010/wordml" xmlns:w15="http://schemas.microsoft.com/office/word/2012/wordml" xmlns:w16cex="http://schemas.microsoft.com/office/word/2018/wordml/cex" xmlns:w16cid="http://schemas.microsoft.com/office/word/2016/wordml/cid" xmlns:w16="http://schemas.microsoft.com/office/word/2018/wordml" xmlns:w16du="http://schemas.microsoft.com/office/word/2023/wordml/word16du" xmlns:w16sdtdh="http://schemas.microsoft.com/office/word/2020/wordml/sdtdatahash" xmlns:w16sdtfl="http://schemas.microsoft.com/office/word/2024/wordml/sdtformatlock" xmlns:w16se="http://schemas.microsoft.com/office/word/2015/wordml/symex" xmlns:wpg="http://schemas.microsoft.com/office/word/2010/wordprocessingGroup" xmlns:wpi="http://schemas.microsoft.com/office/word/2010/wordprocessingInk" xmlns:wne="http://schemas.microsoft.com/office/word/2006/wordml" xmlns:wps="http://schemas.microsoft.com/office/word/2010/wordprocessingShape" mc:Ignorable="w14 w15 w16se w16cid w16 w16cex w16sdtdh w16sdtfl w16du wp14">
   <w:footnote w:type="separator" w:id="-1">
     <w:p>
       <w:pPr>
@@ -866,7 +912,7 @@
 </file>
 
 <file path=word/header1.xml><?xml version="1.0" encoding="utf-8"?>
-<w:hdr xmlns:wpc="http://schemas.microsoft.com/office/word/2010/wordprocessingCanvas" xmlns:cx="http://schemas.microsoft.com/office/drawing/2014/chartex" xmlns:cx1="http://schemas.microsoft.com/office/drawing/2015/9/8/chartex" xmlns:cx2="http://schemas.microsoft.com/office/drawing/2015/10/21/chartex" xmlns:cx3="http://schemas.microsoft.com/office/drawing/2016/5/9/chartex" xmlns:cx4="http://schemas.microsoft.com/office/drawing/2016/5/10/chartex" xmlns:cx5="http://schemas.microsoft.com/office/drawing/2016/5/11/chartex" xmlns:cx6="http://schemas.microsoft.com/office/drawing/2016/5/12/chartex" xmlns:cx7="http://schemas.microsoft.com/office/drawing/2016/5/13/chartex" xmlns:cx8="http://schemas.microsoft.com/office/drawing/2016/5/14/chartex" xmlns:mc="http://schemas.openxmlformats.org/markup-compatibility/2006" xmlns:aink="http://schemas.microsoft.com/office/drawing/2016/ink" xmlns:am3d="http://schemas.microsoft.com/office/drawing/2017/model3d" xmlns:o="urn:schemas-microsoft-com:office:office" xmlns:r="http://schemas.openxmlformats.org/officeDocument/2006/relationships" xmlns:m="http://schemas.openxmlformats.org/officeDocument/2006/math" xmlns:v="urn:schemas-microsoft-com:vml" xmlns:wp14="http://schemas.microsoft.com/office/word/2010/wordprocessingDrawing" xmlns:wp="http://schemas.openxmlformats.org/drawingml/2006/wordprocessingDrawing" xmlns:w10="urn:schemas-microsoft-com:office:word" xmlns:w="http://schemas.openxmlformats.org/wordprocessingml/2006/main" xmlns:w14="http://schemas.microsoft.com/office/word/2010/wordml" xmlns:w15="http://schemas.microsoft.com/office/word/2012/wordml" xmlns:w16cex="http://schemas.microsoft.com/office/word/2018/wordml/cex" xmlns:w16cid="http://schemas.microsoft.com/office/word/2016/wordml/cid" xmlns:w16="http://schemas.microsoft.com/office/word/2018/wordml" xmlns:w16sdtdh="http://schemas.microsoft.com/office/word/2020/wordml/sdtdatahash" xmlns:w16se="http://schemas.microsoft.com/office/word/2015/wordml/symex" xmlns:wpg="http://schemas.microsoft.com/office/word/2010/wordprocessingGroup" xmlns:wpi="http://schemas.microsoft.com/office/word/2010/wordprocessingInk" xmlns:wne="http://schemas.microsoft.com/office/word/2006/wordml" xmlns:wps="http://schemas.microsoft.com/office/word/2010/wordprocessingShape" mc:Ignorable="w14 w15 w16se w16cid w16 w16cex w16sdtdh wp14">
+<w:hdr xmlns:wpc="http://schemas.microsoft.com/office/word/2010/wordprocessingCanvas" xmlns:cx="http://schemas.microsoft.com/office/drawing/2014/chartex" xmlns:cx1="http://schemas.microsoft.com/office/drawing/2015/9/8/chartex" xmlns:cx2="http://schemas.microsoft.com/office/drawing/2015/10/21/chartex" xmlns:cx3="http://schemas.microsoft.com/office/drawing/2016/5/9/chartex" xmlns:cx4="http://schemas.microsoft.com/office/drawing/2016/5/10/chartex" xmlns:cx5="http://schemas.microsoft.com/office/drawing/2016/5/11/chartex" xmlns:cx6="http://schemas.microsoft.com/office/drawing/2016/5/12/chartex" xmlns:cx7="http://schemas.microsoft.com/office/drawing/2016/5/13/chartex" xmlns:cx8="http://schemas.microsoft.com/office/drawing/2016/5/14/chartex" xmlns:mc="http://schemas.openxmlformats.org/markup-compatibility/2006" xmlns:aink="http://schemas.microsoft.com/office/drawing/2016/ink" xmlns:am3d="http://schemas.microsoft.com/office/drawing/2017/model3d" xmlns:o="urn:schemas-microsoft-com:office:office" xmlns:oel="http://schemas.microsoft.com/office/2019/extlst" xmlns:r="http://schemas.openxmlformats.org/officeDocument/2006/relationships" xmlns:m="http://schemas.openxmlformats.org/officeDocument/2006/math" xmlns:v="urn:schemas-microsoft-com:vml" xmlns:wp14="http://schemas.microsoft.com/office/word/2010/wordprocessingDrawing" xmlns:wp="http://schemas.openxmlformats.org/drawingml/2006/wordprocessingDrawing" xmlns:w10="urn:schemas-microsoft-com:office:word" xmlns:w="http://schemas.openxmlformats.org/wordprocessingml/2006/main" xmlns:w14="http://schemas.microsoft.com/office/word/2010/wordml" xmlns:w15="http://schemas.microsoft.com/office/word/2012/wordml" xmlns:w16cex="http://schemas.microsoft.com/office/word/2018/wordml/cex" xmlns:w16cid="http://schemas.microsoft.com/office/word/2016/wordml/cid" xmlns:w16="http://schemas.microsoft.com/office/word/2018/wordml" xmlns:w16du="http://schemas.microsoft.com/office/word/2023/wordml/word16du" xmlns:w16sdtdh="http://schemas.microsoft.com/office/word/2020/wordml/sdtdatahash" xmlns:w16sdtfl="http://schemas.microsoft.com/office/word/2024/wordml/sdtformatlock" xmlns:w16se="http://schemas.microsoft.com/office/word/2015/wordml/symex" xmlns:wpg="http://schemas.microsoft.com/office/word/2010/wordprocessingGroup" xmlns:wpi="http://schemas.microsoft.com/office/word/2010/wordprocessingInk" xmlns:wne="http://schemas.microsoft.com/office/word/2006/wordml" xmlns:wps="http://schemas.microsoft.com/office/word/2010/wordprocessingShape" mc:Ignorable="w14 w15 w16se w16cid w16 w16cex w16sdtdh w16sdtfl w16du wp14">
   <w:p>
     <w:pPr>
       <w:pBdr>
@@ -1236,7 +1282,7 @@
             </wp:anchor>
           </w:drawing>
         </mc:Choice>
-        <mc:Fallback xmlns:cr="http://schemas.microsoft.com/office/comments/2020/reactions" xmlns="http://schemas.microsoft.com/office/tasks/2019/documenttasks" xmlns:dgm="http://schemas.openxmlformats.org/drawingml/2006/diagram" xmlns:lc="http://schemas.openxmlformats.org/drawingml/2006/lockedCanvas" xmlns:c="http://schemas.openxmlformats.org/drawingml/2006/chart" xmlns:pic="http://schemas.openxmlformats.org/drawingml/2006/picture" xmlns:a="http://schemas.openxmlformats.org/drawingml/2006/main" xmlns:sl="http://schemas.openxmlformats.org/schemaLibrary/2006/main">
+        <mc:Fallback xmlns:sl="http://schemas.openxmlformats.org/schemaLibrary/2006/main" xmlns:a="http://schemas.openxmlformats.org/drawingml/2006/main" xmlns:pic="http://schemas.openxmlformats.org/drawingml/2006/picture" xmlns:c="http://schemas.openxmlformats.org/drawingml/2006/chart" xmlns:lc="http://schemas.openxmlformats.org/drawingml/2006/lockedCanvas" xmlns:dgm="http://schemas.openxmlformats.org/drawingml/2006/diagram" xmlns="http://schemas.microsoft.com/office/tasks/2019/documenttasks" xmlns:cr="http://schemas.microsoft.com/office/comments/2020/reactions">
           <w:drawing>
             <wp:anchor allowOverlap="1" behindDoc="1" distB="0" distT="0" distL="0" distR="0" hidden="0" layoutInCell="1" locked="0" relativeHeight="0" simplePos="0">
               <wp:simplePos x="0" y="0"/>
@@ -1285,7 +1331,7 @@
 </file>
 
 <file path=word/numbering.xml><?xml version="1.0" encoding="utf-8"?>
-<w:numbering xmlns:wpc="http://schemas.microsoft.com/office/word/2010/wordprocessingCanvas" xmlns:cx="http://schemas.microsoft.com/office/drawing/2014/chartex" xmlns:cx1="http://schemas.microsoft.com/office/drawing/2015/9/8/chartex" xmlns:cx2="http://schemas.microsoft.com/office/drawing/2015/10/21/chartex" xmlns:cx3="http://schemas.microsoft.com/office/drawing/2016/5/9/chartex" xmlns:cx4="http://schemas.microsoft.com/office/drawing/2016/5/10/chartex" xmlns:cx5="http://schemas.microsoft.com/office/drawing/2016/5/11/chartex" xmlns:cx6="http://schemas.microsoft.com/office/drawing/2016/5/12/chartex" xmlns:cx7="http://schemas.microsoft.com/office/drawing/2016/5/13/chartex" xmlns:cx8="http://schemas.microsoft.com/office/drawing/2016/5/14/chartex" xmlns:mc="http://schemas.openxmlformats.org/markup-compatibility/2006" xmlns:aink="http://schemas.microsoft.com/office/drawing/2016/ink" xmlns:am3d="http://schemas.microsoft.com/office/drawing/2017/model3d" xmlns:o="urn:schemas-microsoft-com:office:office" xmlns:r="http://schemas.openxmlformats.org/officeDocument/2006/relationships" xmlns:m="http://schemas.openxmlformats.org/officeDocument/2006/math" xmlns:v="urn:schemas-microsoft-com:vml" xmlns:wp14="http://schemas.microsoft.com/office/word/2010/wordprocessingDrawing" xmlns:wp="http://schemas.openxmlformats.org/drawingml/2006/wordprocessingDrawing" xmlns:w10="urn:schemas-microsoft-com:office:word" xmlns:w="http://schemas.openxmlformats.org/wordprocessingml/2006/main" xmlns:w14="http://schemas.microsoft.com/office/word/2010/wordml" xmlns:w15="http://schemas.microsoft.com/office/word/2012/wordml" xmlns:w16cex="http://schemas.microsoft.com/office/word/2018/wordml/cex" xmlns:w16cid="http://schemas.microsoft.com/office/word/2016/wordml/cid" xmlns:w16="http://schemas.microsoft.com/office/word/2018/wordml" xmlns:w16sdtdh="http://schemas.microsoft.com/office/word/2020/wordml/sdtdatahash" xmlns:w16se="http://schemas.microsoft.com/office/word/2015/wordml/symex" xmlns:wpg="http://schemas.microsoft.com/office/word/2010/wordprocessingGroup" xmlns:wpi="http://schemas.microsoft.com/office/word/2010/wordprocessingInk" xmlns:wne="http://schemas.microsoft.com/office/word/2006/wordml" xmlns:wps="http://schemas.microsoft.com/office/word/2010/wordprocessingShape" mc:Ignorable="w14 w15 w16se w16cid w16 w16cex w16sdtdh wp14">
+<w:numbering xmlns:wpc="http://schemas.microsoft.com/office/word/2010/wordprocessingCanvas" xmlns:cx="http://schemas.microsoft.com/office/drawing/2014/chartex" xmlns:cx1="http://schemas.microsoft.com/office/drawing/2015/9/8/chartex" xmlns:cx2="http://schemas.microsoft.com/office/drawing/2015/10/21/chartex" xmlns:cx3="http://schemas.microsoft.com/office/drawing/2016/5/9/chartex" xmlns:cx4="http://schemas.microsoft.com/office/drawing/2016/5/10/chartex" xmlns:cx5="http://schemas.microsoft.com/office/drawing/2016/5/11/chartex" xmlns:cx6="http://schemas.microsoft.com/office/drawing/2016/5/12/chartex" xmlns:cx7="http://schemas.microsoft.com/office/drawing/2016/5/13/chartex" xmlns:cx8="http://schemas.microsoft.com/office/drawing/2016/5/14/chartex" xmlns:mc="http://schemas.openxmlformats.org/markup-compatibility/2006" xmlns:aink="http://schemas.microsoft.com/office/drawing/2016/ink" xmlns:am3d="http://schemas.microsoft.com/office/drawing/2017/model3d" xmlns:o="urn:schemas-microsoft-com:office:office" xmlns:oel="http://schemas.microsoft.com/office/2019/extlst" xmlns:r="http://schemas.openxmlformats.org/officeDocument/2006/relationships" xmlns:m="http://schemas.openxmlformats.org/officeDocument/2006/math" xmlns:v="urn:schemas-microsoft-com:vml" xmlns:wp14="http://schemas.microsoft.com/office/word/2010/wordprocessingDrawing" xmlns:wp="http://schemas.openxmlformats.org/drawingml/2006/wordprocessingDrawing" xmlns:w10="urn:schemas-microsoft-com:office:word" xmlns:w="http://schemas.openxmlformats.org/wordprocessingml/2006/main" xmlns:w14="http://schemas.microsoft.com/office/word/2010/wordml" xmlns:w15="http://schemas.microsoft.com/office/word/2012/wordml" xmlns:w16cex="http://schemas.microsoft.com/office/word/2018/wordml/cex" xmlns:w16cid="http://schemas.microsoft.com/office/word/2016/wordml/cid" xmlns:w16="http://schemas.microsoft.com/office/word/2018/wordml" xmlns:w16du="http://schemas.microsoft.com/office/word/2023/wordml/word16du" xmlns:w16sdtdh="http://schemas.microsoft.com/office/word/2020/wordml/sdtdatahash" xmlns:w16sdtfl="http://schemas.microsoft.com/office/word/2024/wordml/sdtformatlock" xmlns:w16se="http://schemas.microsoft.com/office/word/2015/wordml/symex" xmlns:wpg="http://schemas.microsoft.com/office/word/2010/wordprocessingGroup" xmlns:wpi="http://schemas.microsoft.com/office/word/2010/wordprocessingInk" xmlns:wne="http://schemas.microsoft.com/office/word/2006/wordml" xmlns:wps="http://schemas.microsoft.com/office/word/2010/wordprocessingShape" mc:Ignorable="w14 w15 w16se w16cid w16 w16cex w16sdtdh w16sdtfl w16du wp14">
   <w:abstractNum w:abstractNumId="0" w15:restartNumberingAfterBreak="0">
     <w:nsid w:val="3B335460"/>
     <w:multiLevelType w:val="multilevel"/>
@@ -1493,17 +1539,17 @@
       </w:pPr>
     </w:lvl>
   </w:abstractNum>
-  <w:num w:numId="1">
+  <w:num w:numId="1" w16cid:durableId="449518316">
     <w:abstractNumId w:val="1"/>
   </w:num>
-  <w:num w:numId="2">
+  <w:num w:numId="2" w16cid:durableId="20937993">
     <w:abstractNumId w:val="0"/>
   </w:num>
 </w:numbering>
 </file>
 
 <file path=word/styles.xml><?xml version="1.0" encoding="utf-8"?>
-<w:styles xmlns:mc="http://schemas.openxmlformats.org/markup-compatibility/2006" xmlns:r="http://schemas.openxmlformats.org/officeDocument/2006/relationships" xmlns:w="http://schemas.openxmlformats.org/wordprocessingml/2006/main" xmlns:w14="http://schemas.microsoft.com/office/word/2010/wordml" xmlns:w15="http://schemas.microsoft.com/office/word/2012/wordml" xmlns:w16cex="http://schemas.microsoft.com/office/word/2018/wordml/cex" xmlns:w16cid="http://schemas.microsoft.com/office/word/2016/wordml/cid" xmlns:w16="http://schemas.microsoft.com/office/word/2018/wordml" xmlns:w16sdtdh="http://schemas.microsoft.com/office/word/2020/wordml/sdtdatahash" xmlns:w16se="http://schemas.microsoft.com/office/word/2015/wordml/symex" mc:Ignorable="w14 w15 w16se w16cid w16 w16cex w16sdtdh">
+<w:styles xmlns:mc="http://schemas.openxmlformats.org/markup-compatibility/2006" xmlns:r="http://schemas.openxmlformats.org/officeDocument/2006/relationships" xmlns:w="http://schemas.openxmlformats.org/wordprocessingml/2006/main" xmlns:w14="http://schemas.microsoft.com/office/word/2010/wordml" xmlns:w15="http://schemas.microsoft.com/office/word/2012/wordml" xmlns:w16cex="http://schemas.microsoft.com/office/word/2018/wordml/cex" xmlns:w16cid="http://schemas.microsoft.com/office/word/2016/wordml/cid" xmlns:w16="http://schemas.microsoft.com/office/word/2018/wordml" xmlns:w16du="http://schemas.microsoft.com/office/word/2023/wordml/word16du" xmlns:w16sdtdh="http://schemas.microsoft.com/office/word/2020/wordml/sdtdatahash" xmlns:w16sdtfl="http://schemas.microsoft.com/office/word/2024/wordml/sdtformatlock" xmlns:w16se="http://schemas.microsoft.com/office/word/2015/wordml/symex" mc:Ignorable="w14 w15 w16se w16cid w16 w16cex w16sdtdh w16sdtfl w16du">
   <w:docDefaults>
     <w:rPrDefault>
       <w:rPr>
@@ -2234,7 +2280,7 @@
       <w:szCs w:val="20"/>
     </w:rPr>
   </w:style>
-  <w:style w:type="character" w:styleId="Textoennegrita">
+  <w:style w:type="character" w:styleId="Fuerte">
     <w:name w:val="Strong"/>
     <w:basedOn w:val="Fuentedeprrafopredeter"/>
     <w:uiPriority w:val="1"/>
@@ -2469,12 +2515,6 @@
     <w:tblPr>
       <w:tblStyleRowBandSize w:val="1"/>
       <w:tblStyleColBandSize w:val="1"/>
-      <w:tblCellMar>
-        <w:top w:w="0" w:type="dxa"/>
-        <w:left w:w="0" w:type="dxa"/>
-        <w:bottom w:w="0" w:type="dxa"/>
-        <w:right w:w="0" w:type="dxa"/>
-      </w:tblCellMar>
     </w:tblPr>
   </w:style>
   <w:style w:type="table" w:customStyle="1" w:styleId="a0">
@@ -2482,12 +2522,6 @@
     <w:tblPr>
       <w:tblStyleRowBandSize w:val="1"/>
       <w:tblStyleColBandSize w:val="1"/>
-      <w:tblCellMar>
-        <w:top w:w="0" w:type="dxa"/>
-        <w:left w:w="0" w:type="dxa"/>
-        <w:bottom w:w="0" w:type="dxa"/>
-        <w:right w:w="0" w:type="dxa"/>
-      </w:tblCellMar>
     </w:tblPr>
   </w:style>
 </w:styles>
